--- a/templates/SARL/SARL_2026-07_Attestation-Domiciliation_Template v2.docx
+++ b/templates/SARL/SARL_2026-07_Attestation-Domiciliation_Template v2.docx
@@ -715,7 +715,7 @@
                 <w:szCs w:val="24"/>
                 <w:lang w:val="fr-FR"/>
               </w:rPr>
-              <w:t>{{ SOCIETE</w:t>
+              <w:t>_SOCIETE_RAISON_SOCIALE_</w:t>
             </w:r>
             <w:proofErr w:type="gramEnd"/>
             <w:r>
@@ -727,7 +727,7 @@
                 <w:szCs w:val="24"/>
                 <w:lang w:val="fr-FR"/>
               </w:rPr>
-              <w:t>_RAISON_SOCIALE }}</w:t>
+              <w:t/>
             </w:r>
           </w:p>
         </w:tc>
@@ -784,7 +784,7 @@
                 <w:szCs w:val="24"/>
                 <w:lang w:val="fr-FR"/>
               </w:rPr>
-              <w:t>{{ SOCIETE</w:t>
+              <w:t>_SOCIETE_SIGLE_</w:t>
             </w:r>
             <w:proofErr w:type="gramEnd"/>
             <w:r>
@@ -796,7 +796,7 @@
                 <w:szCs w:val="24"/>
                 <w:lang w:val="fr-FR"/>
               </w:rPr>
-              <w:t>_SIGLE }}</w:t>
+              <w:t/>
             </w:r>
           </w:p>
         </w:tc>
@@ -853,7 +853,7 @@
                 <w:szCs w:val="24"/>
                 <w:lang w:val="fr-FR"/>
               </w:rPr>
-              <w:t>{{ SOCIETE</w:t>
+              <w:t>_SOCIETE_FORME_JURIDIQUE_</w:t>
             </w:r>
             <w:proofErr w:type="gramEnd"/>
             <w:r>
@@ -865,7 +865,7 @@
                 <w:szCs w:val="24"/>
                 <w:lang w:val="fr-FR"/>
               </w:rPr>
-              <w:t>_FORME_JURIDIQUE }}</w:t>
+              <w:t/>
             </w:r>
           </w:p>
         </w:tc>
@@ -922,7 +922,7 @@
                 <w:szCs w:val="24"/>
                 <w:lang w:val="fr-FR"/>
               </w:rPr>
-              <w:t>{{ SOCIETE</w:t>
+              <w:t>_SOCIETE_ICE_</w:t>
             </w:r>
             <w:proofErr w:type="gramEnd"/>
             <w:r>
@@ -934,7 +934,7 @@
                 <w:szCs w:val="24"/>
                 <w:lang w:val="fr-FR"/>
               </w:rPr>
-              <w:t>_ICE }}</w:t>
+              <w:t/>
             </w:r>
           </w:p>
         </w:tc>
@@ -1018,7 +1018,7 @@
                 <w:szCs w:val="24"/>
                 <w:lang w:val="fr-FR"/>
               </w:rPr>
-              <w:t>{{ ASSOCIE</w:t>
+              <w:t>_ASSOCIE-01_NOM_COMPLET_ et _ASSOCIE-02_NOM_COMPLET_</w:t>
             </w:r>
             <w:proofErr w:type="gramEnd"/>
             <w:r>
@@ -1030,18 +1030,18 @@
                 <w:szCs w:val="24"/>
                 <w:lang w:val="fr-FR"/>
               </w:rPr>
-              <w:t>-01</w:t>
-            </w:r>
-            <w:r>
-              <w:rPr>
-                <w:rFonts w:asciiTheme="minorHAnsi" w:hAnsiTheme="minorHAnsi" w:cstheme="minorHAnsi"/>
-                <w:b/>
-                <w:bCs/>
-                <w:sz w:val="24"/>
-                <w:szCs w:val="24"/>
-                <w:lang w:val="fr-FR"/>
-              </w:rPr>
-              <w:t>_NOM_</w:t>
+              <w:t/>
+            </w:r>
+            <w:r>
+              <w:rPr>
+                <w:rFonts w:asciiTheme="minorHAnsi" w:hAnsiTheme="minorHAnsi" w:cstheme="minorHAnsi"/>
+                <w:b/>
+                <w:bCs/>
+                <w:sz w:val="24"/>
+                <w:szCs w:val="24"/>
+                <w:lang w:val="fr-FR"/>
+              </w:rPr>
+              <w:t/>
             </w:r>
             <w:proofErr w:type="gramStart"/>
             <w:r>
@@ -1053,7 +1053,7 @@
                 <w:szCs w:val="24"/>
                 <w:lang w:val="fr-FR"/>
               </w:rPr>
-              <w:t>COMPLET }</w:t>
+              <w:t/>
             </w:r>
             <w:proofErr w:type="gramEnd"/>
             <w:r>
@@ -1065,18 +1065,18 @@
                 <w:szCs w:val="24"/>
                 <w:lang w:val="fr-FR"/>
               </w:rPr>
-              <w:t>}</w:t>
-            </w:r>
-            <w:r>
-              <w:rPr>
-                <w:rFonts w:asciiTheme="minorHAnsi" w:hAnsiTheme="minorHAnsi" w:cstheme="minorHAnsi"/>
-                <w:b/>
-                <w:bCs/>
-                <w:sz w:val="24"/>
-                <w:szCs w:val="24"/>
-                <w:lang w:val="fr-FR"/>
-              </w:rPr>
-              <w:t xml:space="preserve"> et </w:t>
+              <w:t/>
+            </w:r>
+            <w:r>
+              <w:rPr>
+                <w:rFonts w:asciiTheme="minorHAnsi" w:hAnsiTheme="minorHAnsi" w:cstheme="minorHAnsi"/>
+                <w:b/>
+                <w:bCs/>
+                <w:sz w:val="24"/>
+                <w:szCs w:val="24"/>
+                <w:lang w:val="fr-FR"/>
+              </w:rPr>
+              <w:t xml:space="preserve"/>
             </w:r>
             <w:proofErr w:type="gramStart"/>
             <w:r>
@@ -1088,7 +1088,7 @@
                 <w:szCs w:val="24"/>
                 <w:lang w:val="fr-FR"/>
               </w:rPr>
-              <w:t>{{ ASSOCIE</w:t>
+              <w:t/>
             </w:r>
             <w:proofErr w:type="gramEnd"/>
             <w:r>
@@ -1100,18 +1100,18 @@
                 <w:szCs w:val="24"/>
                 <w:lang w:val="fr-FR"/>
               </w:rPr>
-              <w:t>-02</w:t>
-            </w:r>
-            <w:r>
-              <w:rPr>
-                <w:rFonts w:asciiTheme="minorHAnsi" w:hAnsiTheme="minorHAnsi" w:cstheme="minorHAnsi"/>
-                <w:b/>
-                <w:bCs/>
-                <w:sz w:val="24"/>
-                <w:szCs w:val="24"/>
-                <w:lang w:val="fr-FR"/>
-              </w:rPr>
-              <w:t>_NOM_COMPLET }}</w:t>
+              <w:t/>
+            </w:r>
+            <w:r>
+              <w:rPr>
+                <w:rFonts w:asciiTheme="minorHAnsi" w:hAnsiTheme="minorHAnsi" w:cstheme="minorHAnsi"/>
+                <w:b/>
+                <w:bCs/>
+                <w:sz w:val="24"/>
+                <w:szCs w:val="24"/>
+                <w:lang w:val="fr-FR"/>
+              </w:rPr>
+              <w:t/>
             </w:r>
           </w:p>
         </w:tc>
@@ -1168,7 +1168,7 @@
                 <w:szCs w:val="24"/>
                 <w:lang w:val="fr-FR"/>
               </w:rPr>
-              <w:t>{{ SOCIETE</w:t>
+              <w:t>_SOCIETE_ACTIVITE_OMPIC_</w:t>
             </w:r>
             <w:proofErr w:type="gramEnd"/>
             <w:r>
@@ -1180,29 +1180,29 @@
                 <w:szCs w:val="24"/>
                 <w:lang w:val="fr-FR"/>
               </w:rPr>
-              <w:t>_</w:t>
-            </w:r>
-            <w:r>
-              <w:rPr>
-                <w:rFonts w:asciiTheme="minorHAnsi" w:hAnsiTheme="minorHAnsi" w:cstheme="minorHAnsi"/>
-                <w:b/>
-                <w:bCs/>
-                <w:sz w:val="24"/>
-                <w:szCs w:val="24"/>
-                <w:lang w:val="fr-FR"/>
-              </w:rPr>
-              <w:t>ACTIVITE_OMPIC</w:t>
-            </w:r>
-            <w:r>
-              <w:rPr>
-                <w:rFonts w:asciiTheme="minorHAnsi" w:hAnsiTheme="minorHAnsi" w:cstheme="minorHAnsi"/>
-                <w:b/>
-                <w:bCs/>
-                <w:sz w:val="24"/>
-                <w:szCs w:val="24"/>
-                <w:lang w:val="fr-FR"/>
-              </w:rPr>
-              <w:t xml:space="preserve"> }}</w:t>
+              <w:t/>
+            </w:r>
+            <w:r>
+              <w:rPr>
+                <w:rFonts w:asciiTheme="minorHAnsi" w:hAnsiTheme="minorHAnsi" w:cstheme="minorHAnsi"/>
+                <w:b/>
+                <w:bCs/>
+                <w:sz w:val="24"/>
+                <w:szCs w:val="24"/>
+                <w:lang w:val="fr-FR"/>
+              </w:rPr>
+              <w:t/>
+            </w:r>
+            <w:r>
+              <w:rPr>
+                <w:rFonts w:asciiTheme="minorHAnsi" w:hAnsiTheme="minorHAnsi" w:cstheme="minorHAnsi"/>
+                <w:b/>
+                <w:bCs/>
+                <w:sz w:val="24"/>
+                <w:szCs w:val="24"/>
+                <w:lang w:val="fr-FR"/>
+              </w:rPr>
+              <w:t xml:space="preserve"/>
             </w:r>
           </w:p>
         </w:tc>
@@ -1340,18 +1340,18 @@
           <w:szCs w:val="24"/>
           <w:lang w:val="fr-FR"/>
         </w:rPr>
-        <w:t>La présente domiciliation est consentie pour une durée de :</w:t>
-      </w:r>
-      <w:r>
-        <w:rPr>
-          <w:rFonts w:asciiTheme="minorHAnsi" w:hAnsiTheme="minorHAnsi" w:cstheme="minorHAnsi"/>
-          <w:b/>
-          <w:bCs/>
-          <w:sz w:val="24"/>
-          <w:szCs w:val="24"/>
-          <w:lang w:val="fr-FR"/>
-        </w:rPr>
-        <w:t xml:space="preserve"> </w:t>
+        <w:t>La présente domiciliation est consentie pour une durée de : _CONTRAT_DUREE_MOIS_ mois ;</w:t>
+      </w:r>
+      <w:r>
+        <w:rPr>
+          <w:rFonts w:asciiTheme="minorHAnsi" w:hAnsiTheme="minorHAnsi" w:cstheme="minorHAnsi"/>
+          <w:b/>
+          <w:bCs/>
+          <w:sz w:val="24"/>
+          <w:szCs w:val="24"/>
+          <w:lang w:val="fr-FR"/>
+        </w:rPr>
+        <w:t xml:space="preserve"/>
       </w:r>
       <w:proofErr w:type="gramStart"/>
       <w:r>
@@ -1363,7 +1363,7 @@
           <w:szCs w:val="24"/>
           <w:lang w:val="fr-FR"/>
         </w:rPr>
-        <w:t>{{ CONTRAT</w:t>
+        <w:t/>
       </w:r>
       <w:proofErr w:type="gramEnd"/>
       <w:r>
@@ -1375,7 +1375,7 @@
           <w:szCs w:val="24"/>
           <w:lang w:val="fr-FR"/>
         </w:rPr>
-        <w:t>_DUREE_</w:t>
+        <w:t/>
       </w:r>
       <w:proofErr w:type="gramStart"/>
       <w:r>
@@ -1387,7 +1387,7 @@
           <w:szCs w:val="24"/>
           <w:lang w:val="fr-FR"/>
         </w:rPr>
-        <w:t>MOIS }</w:t>
+        <w:t/>
       </w:r>
       <w:proofErr w:type="gramEnd"/>
       <w:r>
@@ -1399,7 +1399,7 @@
           <w:szCs w:val="24"/>
           <w:lang w:val="fr-FR"/>
         </w:rPr>
-        <w:t>} mois ;</w:t>
+        <w:t/>
       </w:r>
     </w:p>
     <w:p>
@@ -1439,7 +1439,7 @@
           <w:szCs w:val="24"/>
           <w:lang w:val="fr-FR"/>
         </w:rPr>
-        <w:t>du</w:t>
+        <w:t>du _CONTRAT_DATE_DEBUT_ au _CONTRAT_DATE_FIN_</w:t>
       </w:r>
       <w:proofErr w:type="gramEnd"/>
       <w:r>
@@ -1451,7 +1451,7 @@
           <w:szCs w:val="24"/>
           <w:lang w:val="fr-FR"/>
         </w:rPr>
-        <w:t xml:space="preserve"> </w:t>
+        <w:t xml:space="preserve"/>
       </w:r>
       <w:proofErr w:type="gramStart"/>
       <w:r>
@@ -1463,7 +1463,7 @@
           <w:szCs w:val="24"/>
           <w:lang w:val="fr-FR"/>
         </w:rPr>
-        <w:t>{{ CONTRAT</w:t>
+        <w:t/>
       </w:r>
       <w:proofErr w:type="gramEnd"/>
       <w:r>
@@ -1475,7 +1475,7 @@
           <w:szCs w:val="24"/>
           <w:lang w:val="fr-FR"/>
         </w:rPr>
-        <w:t>_DATE_</w:t>
+        <w:t/>
       </w:r>
       <w:proofErr w:type="gramStart"/>
       <w:r>
@@ -1487,7 +1487,7 @@
           <w:szCs w:val="24"/>
           <w:lang w:val="fr-FR"/>
         </w:rPr>
-        <w:t>DEBUT }</w:t>
+        <w:t/>
       </w:r>
       <w:proofErr w:type="gramEnd"/>
       <w:r>
@@ -1499,7 +1499,7 @@
           <w:szCs w:val="24"/>
           <w:lang w:val="fr-FR"/>
         </w:rPr>
-        <w:t xml:space="preserve">} au </w:t>
+        <w:t xml:space="preserve"/>
       </w:r>
       <w:proofErr w:type="gramStart"/>
       <w:r>
@@ -1511,7 +1511,7 @@
           <w:szCs w:val="24"/>
           <w:lang w:val="fr-FR"/>
         </w:rPr>
-        <w:t>{{ CONTRAT</w:t>
+        <w:t/>
       </w:r>
       <w:proofErr w:type="gramEnd"/>
       <w:r>
@@ -1523,7 +1523,7 @@
           <w:szCs w:val="24"/>
           <w:lang w:val="fr-FR"/>
         </w:rPr>
-        <w:t>_DATE_</w:t>
+        <w:t/>
       </w:r>
       <w:proofErr w:type="gramStart"/>
       <w:r>
@@ -1535,7 +1535,7 @@
           <w:szCs w:val="24"/>
           <w:lang w:val="fr-FR"/>
         </w:rPr>
-        <w:t>FIN }</w:t>
+        <w:t/>
       </w:r>
       <w:proofErr w:type="gramEnd"/>
       <w:r>
@@ -1547,7 +1547,7 @@
           <w:szCs w:val="24"/>
           <w:lang w:val="fr-FR"/>
         </w:rPr>
-        <w:t>}</w:t>
+        <w:t/>
       </w:r>
     </w:p>
     <w:p>
@@ -1651,7 +1651,7 @@
           <w:szCs w:val="24"/>
           <w:lang w:val="fr-FR"/>
         </w:rPr>
-        <w:t xml:space="preserve">Fait à Casablanca Le : </w:t>
+        <w:t xml:space="preserve">Fait à Casablanca Le : _CONTRAT_DATE_</w:t>
       </w:r>
       <w:proofErr w:type="gramStart"/>
       <w:r>
@@ -1663,7 +1663,7 @@
           <w:szCs w:val="24"/>
           <w:lang w:val="fr-FR"/>
         </w:rPr>
-        <w:t>{{ CONTRAT</w:t>
+        <w:t/>
       </w:r>
       <w:proofErr w:type="gramEnd"/>
       <w:r>
@@ -1675,7 +1675,7 @@
           <w:szCs w:val="24"/>
           <w:lang w:val="fr-FR"/>
         </w:rPr>
-        <w:t>_</w:t>
+        <w:t/>
       </w:r>
       <w:proofErr w:type="gramStart"/>
       <w:r>
@@ -1687,7 +1687,7 @@
           <w:szCs w:val="24"/>
           <w:lang w:val="fr-FR"/>
         </w:rPr>
-        <w:t>DATE }</w:t>
+        <w:t/>
       </w:r>
       <w:proofErr w:type="gramEnd"/>
       <w:r>
@@ -1699,7 +1699,7 @@
           <w:szCs w:val="24"/>
           <w:lang w:val="fr-FR"/>
         </w:rPr>
-        <w:t>}</w:t>
+        <w:t/>
       </w:r>
     </w:p>
     <w:p>
